--- a/livrables/taff/2026-10-08_cv-cibles/cv-logistique-stocks_sobre.docx
+++ b/livrables/taff/2026-10-08_cv-cibles/cv-logistique-stocks_sobre.docx
@@ -185,14 +185,7 @@
           <w:rFonts w:eastAsia="Times New Roman"/>
           <w:color w:val="222222"/>
         </w:rPr>
-        <w:t>Préparation de maté</w:t>
-      </w:r>
-      <w:r>
-        <w:rPr>
-          <w:rFonts w:eastAsia="Times New Roman"/>
-          <w:color w:val="222222"/>
-        </w:rPr>
-        <w:t>riel et approvisionnement</w:t>
+        <w:t>Préparation de matériel et approvisionnement</w:t>
       </w:r>
     </w:p>
     <w:p>
@@ -370,7 +363,7 @@
           <w:rFonts w:eastAsia="Times New Roman"/>
           <w:color w:val="222222"/>
         </w:rPr>
-        <w:t>Gestion des plannings et de l'équipe</w:t>
+        <w:t>Gestion des plannings d’une équipe de 3 à 6 personnes, 2 à 3 chantiers en parallèle</w:t>
       </w:r>
     </w:p>
     <w:p>
@@ -412,7 +405,7 @@
           <w:rFonts w:eastAsia="Times New Roman"/>
           <w:color w:val="222222"/>
         </w:rPr>
-        <w:t>Formation des collaborateurs aux métiers de la résine</w:t>
+        <w:t>Formation aux métiers de la résine (environ 10 personnes par semaine pendant un an)</w:t>
       </w:r>
     </w:p>
     <w:p>
@@ -481,14 +474,7 @@
           <w:rFonts w:eastAsia="Times New Roman"/>
           <w:color w:val="222222"/>
         </w:rPr>
-        <w:t>Contrôle de conformité des réceptions et des exp</w:t>
-      </w:r>
-      <w:r>
-        <w:rPr>
-          <w:rFonts w:eastAsia="Times New Roman"/>
-          <w:color w:val="222222"/>
-        </w:rPr>
-        <w:t>éditions</w:t>
+        <w:t>Contrôle de conformité des réceptions et des expéditions (2 à 7 palettes par jour)</w:t>
       </w:r>
     </w:p>
     <w:p>
@@ -509,7 +495,7 @@
           <w:rFonts w:eastAsia="Times New Roman"/>
           <w:color w:val="222222"/>
         </w:rPr>
-        <w:t>Suivi et mise à jour des stocks</w:t>
+        <w:t>Suivi des stocks de matières premières et d’emballages (10 à 12 références) sur Excel, pour un fabricant de glaces artisanales</w:t>
       </w:r>
     </w:p>
     <w:p>
@@ -599,7 +585,7 @@
           <w:rFonts w:eastAsia="Times New Roman"/>
           <w:color w:val="222222"/>
         </w:rPr>
-        <w:t>Devis, facturation, relation clientèle</w:t>
+        <w:t>Devis, facturation, relation clientèle (CA d’environ 100 000 € par an)</w:t>
       </w:r>
     </w:p>
     <w:p>
@@ -799,7 +785,6 @@
           <w:bCs/>
           <w:color w:val="2E75B6"/>
         </w:rPr>
-        <w:lastRenderedPageBreak/>
         <w:t>2009 - 2010</w:t>
       </w:r>
       <w:r>
@@ -937,7 +922,19 @@
         <w:rPr>
           <w:color w:val="222222"/>
         </w:rPr>
-        <w:t>Langues : anglais, espagnol, portugais (en perfectionnement) | Qualités : À l'écoute, patient, esprit d'initiative</w:t>
+        <w:t xml:space="preserve">Langues : </w:t>
+      </w:r>
+      <w:r>
+        <w:rPr>
+          <w:color w:val="222222"/>
+        </w:rPr>
+        <w:t>espagnol courant, anglais intermédiaire, portugais scolaire</w:t>
+      </w:r>
+      <w:r>
+        <w:rPr>
+          <w:color w:val="222222"/>
+        </w:rPr>
+        <w:t xml:space="preserve"> | Qualités : À l'écoute, patient, esprit d'initiative</w:t>
       </w:r>
     </w:p>
     <w:p>
